--- a/flow/20230927_hours/drafts/2026-04-g/29.04.docx
+++ b/flow/20230927_hours/drafts/2026-04-g/29.04.docx
@@ -1222,7 +1222,325 @@
           <w:color w:val="333333"/>
           <w:sz w:val="24"/>
         </w:rPr>
-        <w:t xml:space="preserve">В </w:t>
+        <w:t>В переполовення празника спраглу душу мою благочестя напій водами,* до всіх бо, Спасе, закликав Ти:* Спраглий нехай гряде до мене і нехай п’є.* Джерело життя нашого, Христе Боже, слава Тобі.</w:t>
+      </w:r>
+    </w:p>
+    <w:p>
+      <w:pPr>
+        <w:spacing w:line="240" w:lineRule="auto"/>
+        <w:rPr>
+          <w:rFonts w:ascii="Times New Roman" w:hAnsi="Times New Roman"/>
+          <w:sz w:val="24"/>
+        </w:rPr>
+      </w:pPr>
+      <w:r>
+        <w:rPr>
+          <w:rFonts w:ascii="Times New Roman" w:hAnsi="Times New Roman"/>
+          <w:sz w:val="24"/>
+        </w:rPr>
+        <w:t>І нині, і повсякчас, і на віки вічні. Амінь.</w:t>
+      </w:r>
+    </w:p>
+    <w:p>
+      <w:pPr>
+        <w:spacing w:line="240" w:lineRule="auto"/>
+        <w:rPr>
+          <w:rFonts w:ascii="Times New Roman" w:hAnsi="Times New Roman"/>
+          <w:sz w:val="24"/>
+        </w:rPr>
+      </w:pPr>
+      <w:r>
+        <w:rPr>
+          <w:rFonts w:ascii="Times New Roman" w:hAnsi="Times New Roman"/>
+          <w:sz w:val="24"/>
+        </w:rPr>
+        <w:t>Як нам називати тебе, Благодатна?* Небом? – Ти бо випромінила Сонце Правди.* Раєм? Ти бо виростила нам Квіт нетління.* Дівою – Ти бо зосталася нетлінна.* Чистою Матір'ю? – Ти бо носила у святих обіймах твоїх Сина, всіх Бога.* Його ж моли, щоб спас душі наші.</w:t>
+      </w:r>
+    </w:p>
+    <w:p>
+      <w:pPr>
+        <w:spacing w:line="240" w:lineRule="auto"/>
+        <w:jc w:val="center"/>
+        <w:rPr>
+          <w:rFonts w:ascii="Times New Roman" w:hAnsi="Times New Roman"/>
+          <w:i/>
+          <w:sz w:val="24"/>
+        </w:rPr>
+      </w:pPr>
+      <w:r>
+        <w:rPr>
+          <w:rFonts w:ascii="Times New Roman" w:hAnsi="Times New Roman"/>
+          <w:i/>
+          <w:color w:val="FF0000"/>
+          <w:sz w:val="24"/>
+        </w:rPr>
+        <w:t>*****</w:t>
+      </w:r>
+    </w:p>
+    <w:p>
+      <w:pPr>
+        <w:spacing w:line="240" w:lineRule="auto"/>
+        <w:rPr>
+          <w:rFonts w:ascii="Times New Roman" w:hAnsi="Times New Roman"/>
+          <w:sz w:val="24"/>
+        </w:rPr>
+      </w:pPr>
+      <w:r>
+        <w:rPr>
+          <w:rFonts w:ascii="Times New Roman" w:hAnsi="Times New Roman"/>
+          <w:sz w:val="24"/>
+        </w:rPr>
+        <w:t xml:space="preserve">Стопи мої спрямуй за твоїм словом,* і ніяке беззаконня нехай не запанує наді мною. Визволь мене від людської обмови,* і я твої заповіді пильнуватиму. Світи своїм обличчям на слугу твого,* і навчи мене установ твоїх. </w:t>
+      </w:r>
+      <w:r>
+        <w:rPr>
+          <w:rFonts w:ascii="Times New Roman" w:hAnsi="Times New Roman"/>
+          <w:i/>
+          <w:color w:val="FF0000"/>
+          <w:sz w:val="24"/>
+        </w:rPr>
+        <w:t>(Пс. 118: 133-135)</w:t>
+      </w:r>
+    </w:p>
+    <w:p>
+      <w:pPr>
+        <w:spacing w:line="240" w:lineRule="auto"/>
+        <w:rPr>
+          <w:rFonts w:ascii="Times New Roman" w:hAnsi="Times New Roman"/>
+          <w:sz w:val="24"/>
+        </w:rPr>
+      </w:pPr>
+      <w:r>
+        <w:rPr>
+          <w:rFonts w:ascii="Times New Roman" w:hAnsi="Times New Roman"/>
+          <w:sz w:val="24"/>
+        </w:rPr>
+        <w:t xml:space="preserve">Нехай наповняться уста мої хвалою твоєю, Господи,* щоб оспівувати славу твою, увесь день – величність твою. </w:t>
+      </w:r>
+      <w:r>
+        <w:rPr>
+          <w:rFonts w:ascii="Times New Roman" w:hAnsi="Times New Roman"/>
+          <w:i/>
+          <w:color w:val="FF0000"/>
+          <w:sz w:val="24"/>
+        </w:rPr>
+        <w:t>(Пс. 70: 8)</w:t>
+      </w:r>
+    </w:p>
+    <w:p>
+      <w:pPr>
+        <w:spacing w:line="240" w:lineRule="auto"/>
+        <w:jc w:val="center"/>
+        <w:rPr>
+          <w:rFonts w:ascii="Times New Roman" w:hAnsi="Times New Roman"/>
+          <w:sz w:val="24"/>
+        </w:rPr>
+      </w:pPr>
+      <w:r>
+        <w:rPr>
+          <w:rFonts w:ascii="Times New Roman" w:hAnsi="Times New Roman"/>
+          <w:i/>
+          <w:color w:val="FF0000"/>
+          <w:sz w:val="24"/>
+        </w:rPr>
+        <w:t>*****</w:t>
+      </w:r>
+    </w:p>
+    <w:p>
+      <w:pPr>
+        <w:spacing w:line="240" w:lineRule="auto"/>
+        <w:rPr>
+          <w:rFonts w:ascii="Times New Roman" w:hAnsi="Times New Roman"/>
+          <w:sz w:val="24"/>
+        </w:rPr>
+      </w:pPr>
+      <w:r>
+        <w:rPr>
+          <w:rFonts w:ascii="Times New Roman" w:hAnsi="Times New Roman"/>
+          <w:sz w:val="24"/>
+        </w:rPr>
+        <w:t xml:space="preserve">Святий Боже, святий Кріпкий, святий Безсмертний, помилуй нас </w:t>
+      </w:r>
+      <w:r>
+        <w:rPr>
+          <w:rFonts w:ascii="Times New Roman" w:hAnsi="Times New Roman"/>
+          <w:i/>
+          <w:color w:val="FF0000"/>
+          <w:sz w:val="24"/>
+        </w:rPr>
+        <w:t>(3 р.)</w:t>
+      </w:r>
+      <w:r>
+        <w:rPr>
+          <w:rFonts w:ascii="Times New Roman" w:hAnsi="Times New Roman"/>
+          <w:sz w:val="24"/>
+        </w:rPr>
+        <w:t>.</w:t>
+      </w:r>
+    </w:p>
+    <w:p>
+      <w:pPr>
+        <w:spacing w:line="240" w:lineRule="auto"/>
+        <w:rPr>
+          <w:rFonts w:ascii="Times New Roman" w:hAnsi="Times New Roman"/>
+          <w:sz w:val="24"/>
+        </w:rPr>
+      </w:pPr>
+      <w:r>
+        <w:rPr>
+          <w:rFonts w:ascii="Times New Roman" w:hAnsi="Times New Roman"/>
+          <w:sz w:val="24"/>
+        </w:rPr>
+        <w:t>Слава Отцю, і Сину, і Святому Духові,* і нині і повсякчас, і на віки вічні. Амінь.</w:t>
+      </w:r>
+    </w:p>
+    <w:p>
+      <w:pPr>
+        <w:spacing w:line="240" w:lineRule="auto"/>
+        <w:rPr>
+          <w:rFonts w:ascii="Times New Roman" w:hAnsi="Times New Roman"/>
+          <w:sz w:val="24"/>
+        </w:rPr>
+      </w:pPr>
+      <w:r>
+        <w:rPr>
+          <w:rFonts w:ascii="Times New Roman" w:hAnsi="Times New Roman"/>
+          <w:sz w:val="24"/>
+        </w:rPr>
+        <w:t>Пресвята Тройце, помилуй нас;* Господи, очисти гріхи наші;* Владико, прости беззаконня наші;* Святий, завітай і зціли немочі наші імени твого ради.</w:t>
+      </w:r>
+    </w:p>
+    <w:p>
+      <w:pPr>
+        <w:spacing w:line="240" w:lineRule="auto"/>
+        <w:rPr>
+          <w:rFonts w:ascii="Times New Roman" w:hAnsi="Times New Roman"/>
+          <w:sz w:val="24"/>
+        </w:rPr>
+      </w:pPr>
+      <w:r>
+        <w:rPr>
+          <w:rFonts w:ascii="Times New Roman" w:hAnsi="Times New Roman"/>
+          <w:sz w:val="24"/>
+        </w:rPr>
+        <w:t xml:space="preserve">Господи, помилуй </w:t>
+      </w:r>
+      <w:r>
+        <w:rPr>
+          <w:rFonts w:ascii="Times New Roman" w:hAnsi="Times New Roman"/>
+          <w:i/>
+          <w:color w:val="FF0000"/>
+          <w:sz w:val="24"/>
+        </w:rPr>
+        <w:t>(3 р.)</w:t>
+      </w:r>
+      <w:r>
+        <w:rPr>
+          <w:rFonts w:ascii="Times New Roman" w:hAnsi="Times New Roman"/>
+          <w:sz w:val="24"/>
+        </w:rPr>
+        <w:t>.</w:t>
+      </w:r>
+    </w:p>
+    <w:p>
+      <w:pPr>
+        <w:spacing w:line="240" w:lineRule="auto"/>
+        <w:rPr>
+          <w:rFonts w:ascii="Times New Roman" w:hAnsi="Times New Roman"/>
+          <w:sz w:val="24"/>
+        </w:rPr>
+      </w:pPr>
+      <w:r>
+        <w:rPr>
+          <w:rFonts w:ascii="Times New Roman" w:hAnsi="Times New Roman"/>
+          <w:sz w:val="24"/>
+        </w:rPr>
+        <w:t>Слава Отцю, і Сину, і Святому Духові,* і нині і повсякчас, і на віки вічні. Амінь.</w:t>
+      </w:r>
+    </w:p>
+    <w:p>
+      <w:pPr>
+        <w:spacing w:line="240" w:lineRule="auto"/>
+        <w:rPr>
+          <w:rFonts w:ascii="Times New Roman" w:hAnsi="Times New Roman"/>
+          <w:sz w:val="24"/>
+        </w:rPr>
+      </w:pPr>
+      <w:r>
+        <w:rPr>
+          <w:rFonts w:ascii="Times New Roman" w:hAnsi="Times New Roman"/>
+          <w:sz w:val="24"/>
+        </w:rPr>
+        <w:t>Отче наш, що єси на небесах,* нехай святиться ім’я твоє,* нехай прийде царство твоє,* нехай буде воля твоя, як на небі, так і на землі.* Хліб наш насущний дай нам сьогодні,* і прости нам провини наші,* як і ми прощаємо винуватцям нашим,* і не введи нас у спокусу,* але визволи нас від лукавого.</w:t>
+      </w:r>
+    </w:p>
+    <w:p>
+      <w:pPr>
+        <w:spacing w:line="240" w:lineRule="auto"/>
+        <w:rPr>
+          <w:rFonts w:ascii="Times New Roman" w:hAnsi="Times New Roman"/>
+          <w:sz w:val="24"/>
+        </w:rPr>
+      </w:pPr>
+      <w:r>
+        <w:rPr>
+          <w:rFonts w:ascii="Times New Roman" w:hAnsi="Times New Roman"/>
+          <w:i/>
+          <w:color w:val="FF0000"/>
+          <w:sz w:val="24"/>
+        </w:rPr>
+        <w:t xml:space="preserve">Священик: </w:t>
+      </w:r>
+      <w:r>
+        <w:rPr>
+          <w:rFonts w:ascii="Times New Roman" w:hAnsi="Times New Roman"/>
+          <w:sz w:val="24"/>
+        </w:rPr>
+        <w:t>Бо твоє є царство, і сила, і слава, Отця, і Сина, і Святого Духа, нині і повсякчас, і на віки вічні.</w:t>
+      </w:r>
+    </w:p>
+    <w:p>
+      <w:pPr>
+        <w:spacing w:line="240" w:lineRule="auto"/>
+        <w:rPr>
+          <w:rFonts w:ascii="Times New Roman" w:hAnsi="Times New Roman"/>
+          <w:sz w:val="24"/>
+        </w:rPr>
+      </w:pPr>
+      <w:r>
+        <w:rPr>
+          <w:rFonts w:ascii="Times New Roman" w:hAnsi="Times New Roman"/>
+          <w:i/>
+          <w:color w:val="FF0000"/>
+          <w:sz w:val="24"/>
+        </w:rPr>
+        <w:t xml:space="preserve">Вірні: </w:t>
+      </w:r>
+      <w:r>
+        <w:rPr>
+          <w:rFonts w:ascii="Times New Roman" w:hAnsi="Times New Roman"/>
+          <w:sz w:val="24"/>
+        </w:rPr>
+        <w:t>Амінь.</w:t>
+      </w:r>
+    </w:p>
+    <w:p>
+      <w:r>
+        <w:rPr>
+          <w:rFonts w:ascii="Times New Roman" w:hAnsi="Times New Roman"/>
+          <w:i/>
+          <w:color w:val="FF4400"/>
+          <w:sz w:val="24"/>
+        </w:rPr>
+        <w:t>Кондак (г. 4):</w:t>
+      </w:r>
+      <w:r>
+        <w:rPr>
+          <w:rFonts w:ascii="Times New Roman" w:hAnsi="Times New Roman"/>
+          <w:color w:val="000000"/>
+          <w:sz w:val="24"/>
+        </w:rPr>
+        <w:t xml:space="preserve"> </w:t>
       </w:r>
       <w:r>
         <w:rPr>
@@ -1230,389 +1548,7 @@
           <w:color w:val="333333"/>
           <w:sz w:val="24"/>
         </w:rPr>
-        <w:t>переполовення</w:t>
-      </w:r>
-      <w:r>
-        <w:rPr>
-          <w:rFonts w:ascii="Times New Roman" w:hAnsi="Times New Roman"/>
-          <w:color w:val="333333"/>
-          <w:sz w:val="24"/>
-        </w:rPr>
-        <w:t xml:space="preserve"> празника спраглу душу мою благочестя напій водами,* до всіх бо, Спасе, закликав Ти:* Спраглий нехай гряде до мене і нехай п’є.* Джерело життя нашого, Христе Боже, слава Тобі.</w:t>
-      </w:r>
-    </w:p>
-    <w:p>
-      <w:pPr>
-        <w:spacing w:line="240" w:lineRule="auto"/>
-        <w:rPr>
-          <w:rFonts w:ascii="Times New Roman" w:hAnsi="Times New Roman"/>
-          <w:sz w:val="24"/>
-        </w:rPr>
-      </w:pPr>
-      <w:r>
-        <w:rPr>
-          <w:rFonts w:ascii="Times New Roman" w:hAnsi="Times New Roman"/>
-          <w:sz w:val="24"/>
-        </w:rPr>
-        <w:t>І нині, і повсякчас, і на віки вічні. Амінь.</w:t>
-      </w:r>
-    </w:p>
-    <w:p>
-      <w:pPr>
-        <w:spacing w:line="240" w:lineRule="auto"/>
-        <w:rPr>
-          <w:rFonts w:ascii="Times New Roman" w:hAnsi="Times New Roman"/>
-          <w:sz w:val="24"/>
-        </w:rPr>
-      </w:pPr>
-      <w:r>
-        <w:rPr>
-          <w:rFonts w:ascii="Times New Roman" w:hAnsi="Times New Roman"/>
-          <w:sz w:val="24"/>
-        </w:rPr>
-        <w:t>Як нам називати тебе, Благодатна?* Небом? – Ти бо випромінила Сонце Правди.* Раєм? Ти бо виростила нам Квіт нетління.* Дівою – Ти бо зосталася нетлінна.* Чистою Матір'ю? – Ти бо носила у святих обіймах твоїх Сина, всіх Бога.* Його ж моли, щоб спас душі наші.</w:t>
-      </w:r>
-    </w:p>
-    <w:p>
-      <w:pPr>
-        <w:spacing w:line="240" w:lineRule="auto"/>
-        <w:jc w:val="center"/>
-        <w:rPr>
-          <w:rFonts w:ascii="Times New Roman" w:hAnsi="Times New Roman"/>
-          <w:i/>
-          <w:sz w:val="24"/>
-        </w:rPr>
-      </w:pPr>
-      <w:r>
-        <w:rPr>
-          <w:rFonts w:ascii="Times New Roman" w:hAnsi="Times New Roman"/>
-          <w:i/>
-          <w:color w:val="FF0000"/>
-          <w:sz w:val="24"/>
-        </w:rPr>
-        <w:t>*****</w:t>
-      </w:r>
-    </w:p>
-    <w:p>
-      <w:pPr>
-        <w:spacing w:line="240" w:lineRule="auto"/>
-        <w:rPr>
-          <w:rFonts w:ascii="Times New Roman" w:hAnsi="Times New Roman"/>
-          <w:sz w:val="24"/>
-        </w:rPr>
-      </w:pPr>
-      <w:r>
-        <w:rPr>
-          <w:rFonts w:ascii="Times New Roman" w:hAnsi="Times New Roman"/>
-          <w:sz w:val="24"/>
-        </w:rPr>
-        <w:t xml:space="preserve">Стопи мої спрямуй за твоїм словом,* і ніяке беззаконня нехай не запанує наді мною. Визволь мене від людської обмови,* і я твої заповіді пильнуватиму. Світи своїм обличчям на слугу твого,* і навчи мене установ твоїх. </w:t>
-      </w:r>
-      <w:r>
-        <w:rPr>
-          <w:rFonts w:ascii="Times New Roman" w:hAnsi="Times New Roman"/>
-          <w:i/>
-          <w:color w:val="FF0000"/>
-          <w:sz w:val="24"/>
-        </w:rPr>
-        <w:t>(Пс. 118: 133-135)</w:t>
-      </w:r>
-    </w:p>
-    <w:p>
-      <w:pPr>
-        <w:spacing w:line="240" w:lineRule="auto"/>
-        <w:rPr>
-          <w:rFonts w:ascii="Times New Roman" w:hAnsi="Times New Roman"/>
-          <w:sz w:val="24"/>
-        </w:rPr>
-      </w:pPr>
-      <w:r>
-        <w:rPr>
-          <w:rFonts w:ascii="Times New Roman" w:hAnsi="Times New Roman"/>
-          <w:sz w:val="24"/>
-        </w:rPr>
-        <w:t xml:space="preserve">Нехай наповняться уста мої хвалою твоєю, Господи,* щоб оспівувати славу твою, увесь день – величність твою. </w:t>
-      </w:r>
-      <w:r>
-        <w:rPr>
-          <w:rFonts w:ascii="Times New Roman" w:hAnsi="Times New Roman"/>
-          <w:i/>
-          <w:color w:val="FF0000"/>
-          <w:sz w:val="24"/>
-        </w:rPr>
-        <w:t>(Пс. 70: 8)</w:t>
-      </w:r>
-    </w:p>
-    <w:p>
-      <w:pPr>
-        <w:spacing w:line="240" w:lineRule="auto"/>
-        <w:jc w:val="center"/>
-        <w:rPr>
-          <w:rFonts w:ascii="Times New Roman" w:hAnsi="Times New Roman"/>
-          <w:sz w:val="24"/>
-        </w:rPr>
-      </w:pPr>
-      <w:r>
-        <w:rPr>
-          <w:rFonts w:ascii="Times New Roman" w:hAnsi="Times New Roman"/>
-          <w:i/>
-          <w:color w:val="FF0000"/>
-          <w:sz w:val="24"/>
-        </w:rPr>
-        <w:t>*****</w:t>
-      </w:r>
-    </w:p>
-    <w:p>
-      <w:pPr>
-        <w:spacing w:line="240" w:lineRule="auto"/>
-        <w:rPr>
-          <w:rFonts w:ascii="Times New Roman" w:hAnsi="Times New Roman"/>
-          <w:sz w:val="24"/>
-        </w:rPr>
-      </w:pPr>
-      <w:r>
-        <w:rPr>
-          <w:rFonts w:ascii="Times New Roman" w:hAnsi="Times New Roman"/>
-          <w:sz w:val="24"/>
-        </w:rPr>
-        <w:t xml:space="preserve">Святий Боже, святий Кріпкий, святий Безсмертний, помилуй нас </w:t>
-      </w:r>
-      <w:r>
-        <w:rPr>
-          <w:rFonts w:ascii="Times New Roman" w:hAnsi="Times New Roman"/>
-          <w:i/>
-          <w:color w:val="FF0000"/>
-          <w:sz w:val="24"/>
-        </w:rPr>
-        <w:t>(3 р.)</w:t>
-      </w:r>
-      <w:r>
-        <w:rPr>
-          <w:rFonts w:ascii="Times New Roman" w:hAnsi="Times New Roman"/>
-          <w:sz w:val="24"/>
-        </w:rPr>
-        <w:t>.</w:t>
-      </w:r>
-    </w:p>
-    <w:p>
-      <w:pPr>
-        <w:spacing w:line="240" w:lineRule="auto"/>
-        <w:rPr>
-          <w:rFonts w:ascii="Times New Roman" w:hAnsi="Times New Roman"/>
-          <w:sz w:val="24"/>
-        </w:rPr>
-      </w:pPr>
-      <w:r>
-        <w:rPr>
-          <w:rFonts w:ascii="Times New Roman" w:hAnsi="Times New Roman"/>
-          <w:sz w:val="24"/>
-        </w:rPr>
-        <w:t>Слава Отцю, і Сину, і Святому Духові,* і нині і повсякчас, і на віки вічні. Амінь.</w:t>
-      </w:r>
-    </w:p>
-    <w:p>
-      <w:pPr>
-        <w:spacing w:line="240" w:lineRule="auto"/>
-        <w:rPr>
-          <w:rFonts w:ascii="Times New Roman" w:hAnsi="Times New Roman"/>
-          <w:sz w:val="24"/>
-        </w:rPr>
-      </w:pPr>
-      <w:r>
-        <w:rPr>
-          <w:rFonts w:ascii="Times New Roman" w:hAnsi="Times New Roman"/>
-          <w:sz w:val="24"/>
-        </w:rPr>
-        <w:t>Пресвята Тройце, помилуй нас;* Господи, очисти гріхи наші;* Владико, прости беззаконня наші;* Святий, завітай і зціли немочі наші імени твого ради.</w:t>
-      </w:r>
-    </w:p>
-    <w:p>
-      <w:pPr>
-        <w:spacing w:line="240" w:lineRule="auto"/>
-        <w:rPr>
-          <w:rFonts w:ascii="Times New Roman" w:hAnsi="Times New Roman"/>
-          <w:sz w:val="24"/>
-        </w:rPr>
-      </w:pPr>
-      <w:r>
-        <w:rPr>
-          <w:rFonts w:ascii="Times New Roman" w:hAnsi="Times New Roman"/>
-          <w:sz w:val="24"/>
-        </w:rPr>
-        <w:t xml:space="preserve">Господи, помилуй </w:t>
-      </w:r>
-      <w:r>
-        <w:rPr>
-          <w:rFonts w:ascii="Times New Roman" w:hAnsi="Times New Roman"/>
-          <w:i/>
-          <w:color w:val="FF0000"/>
-          <w:sz w:val="24"/>
-        </w:rPr>
-        <w:t>(3 р.)</w:t>
-      </w:r>
-      <w:r>
-        <w:rPr>
-          <w:rFonts w:ascii="Times New Roman" w:hAnsi="Times New Roman"/>
-          <w:sz w:val="24"/>
-        </w:rPr>
-        <w:t>.</w:t>
-      </w:r>
-    </w:p>
-    <w:p>
-      <w:pPr>
-        <w:spacing w:line="240" w:lineRule="auto"/>
-        <w:rPr>
-          <w:rFonts w:ascii="Times New Roman" w:hAnsi="Times New Roman"/>
-          <w:sz w:val="24"/>
-        </w:rPr>
-      </w:pPr>
-      <w:r>
-        <w:rPr>
-          <w:rFonts w:ascii="Times New Roman" w:hAnsi="Times New Roman"/>
-          <w:sz w:val="24"/>
-        </w:rPr>
-        <w:t>Слава Отцю, і Сину, і Святому Духові,* і нині і повсякчас, і на віки вічні. Амінь.</w:t>
-      </w:r>
-    </w:p>
-    <w:p>
-      <w:pPr>
-        <w:spacing w:line="240" w:lineRule="auto"/>
-        <w:rPr>
-          <w:rFonts w:ascii="Times New Roman" w:hAnsi="Times New Roman"/>
-          <w:sz w:val="24"/>
-        </w:rPr>
-      </w:pPr>
-      <w:r>
-        <w:rPr>
-          <w:rFonts w:ascii="Times New Roman" w:hAnsi="Times New Roman"/>
-          <w:sz w:val="24"/>
-        </w:rPr>
-        <w:t>Отче наш, що єси на небесах,* нехай святиться ім’я твоє,* нехай прийде царство твоє,* нехай буде воля твоя, як на небі, так і на землі.* Хліб наш насущний дай нам сьогодні,* і прости нам провини наші,* як і ми прощаємо винуватцям нашим,* і не введи нас у спокусу,* але визволи нас від лукавого.</w:t>
-      </w:r>
-    </w:p>
-    <w:p>
-      <w:pPr>
-        <w:spacing w:line="240" w:lineRule="auto"/>
-        <w:rPr>
-          <w:rFonts w:ascii="Times New Roman" w:hAnsi="Times New Roman"/>
-          <w:sz w:val="24"/>
-        </w:rPr>
-      </w:pPr>
-      <w:r>
-        <w:rPr>
-          <w:rFonts w:ascii="Times New Roman" w:hAnsi="Times New Roman"/>
-          <w:i/>
-          <w:color w:val="FF0000"/>
-          <w:sz w:val="24"/>
-        </w:rPr>
-        <w:t xml:space="preserve">Священик: </w:t>
-      </w:r>
-      <w:r>
-        <w:rPr>
-          <w:rFonts w:ascii="Times New Roman" w:hAnsi="Times New Roman"/>
-          <w:sz w:val="24"/>
-        </w:rPr>
-        <w:t>Бо твоє є царство, і сила, і слава, Отця, і Сина, і Святого Духа, нині і повсякчас, і на віки вічні.</w:t>
-      </w:r>
-    </w:p>
-    <w:p>
-      <w:pPr>
-        <w:spacing w:line="240" w:lineRule="auto"/>
-        <w:rPr>
-          <w:rFonts w:ascii="Times New Roman" w:hAnsi="Times New Roman"/>
-          <w:sz w:val="24"/>
-        </w:rPr>
-      </w:pPr>
-      <w:r>
-        <w:rPr>
-          <w:rFonts w:ascii="Times New Roman" w:hAnsi="Times New Roman"/>
-          <w:i/>
-          <w:color w:val="FF0000"/>
-          <w:sz w:val="24"/>
-        </w:rPr>
-        <w:t xml:space="preserve">Вірні: </w:t>
-      </w:r>
-      <w:r>
-        <w:rPr>
-          <w:rFonts w:ascii="Times New Roman" w:hAnsi="Times New Roman"/>
-          <w:sz w:val="24"/>
-        </w:rPr>
-        <w:t>Амінь.</w:t>
-      </w:r>
-    </w:p>
-    <w:p>
-      <w:r>
-        <w:rPr>
-          <w:rFonts w:ascii="Times New Roman" w:hAnsi="Times New Roman"/>
-          <w:i/>
-          <w:color w:val="FF4400"/>
-          <w:sz w:val="24"/>
-        </w:rPr>
-        <w:t>Кондак (г. 4):</w:t>
-      </w:r>
-      <w:r>
-        <w:rPr>
-          <w:rFonts w:ascii="Times New Roman" w:hAnsi="Times New Roman"/>
-          <w:color w:val="000000"/>
-          <w:sz w:val="24"/>
-        </w:rPr>
-        <w:t xml:space="preserve"> </w:t>
-      </w:r>
-      <w:r>
-        <w:rPr>
-          <w:rFonts w:ascii="Times New Roman" w:hAnsi="Times New Roman"/>
-          <w:color w:val="333333"/>
-          <w:sz w:val="24"/>
-        </w:rPr>
-        <w:t xml:space="preserve">В </w:t>
-      </w:r>
-      <w:r>
-        <w:rPr>
-          <w:rFonts w:ascii="Times New Roman" w:hAnsi="Times New Roman"/>
-          <w:color w:val="333333"/>
-          <w:sz w:val="24"/>
-        </w:rPr>
-        <w:t>переполовення</w:t>
-      </w:r>
-      <w:r>
-        <w:rPr>
-          <w:rFonts w:ascii="Times New Roman" w:hAnsi="Times New Roman"/>
-          <w:color w:val="333333"/>
-          <w:sz w:val="24"/>
-        </w:rPr>
-        <w:t xml:space="preserve"> законного празника, всіх Творче і Владико,* до </w:t>
-      </w:r>
-      <w:r>
-        <w:rPr>
-          <w:rFonts w:ascii="Times New Roman" w:hAnsi="Times New Roman"/>
-          <w:color w:val="333333"/>
-          <w:sz w:val="24"/>
-        </w:rPr>
-        <w:t>предстоящих</w:t>
-      </w:r>
-      <w:r>
-        <w:rPr>
-          <w:rFonts w:ascii="Times New Roman" w:hAnsi="Times New Roman"/>
-          <w:color w:val="333333"/>
-          <w:sz w:val="24"/>
-        </w:rPr>
-        <w:t xml:space="preserve"> </w:t>
-      </w:r>
-      <w:r>
-        <w:rPr>
-          <w:rFonts w:ascii="Times New Roman" w:hAnsi="Times New Roman"/>
-          <w:color w:val="333333"/>
-          <w:sz w:val="24"/>
-        </w:rPr>
-        <w:t>глаголив</w:t>
-      </w:r>
-      <w:r>
-        <w:rPr>
-          <w:rFonts w:ascii="Times New Roman" w:hAnsi="Times New Roman"/>
-          <w:color w:val="333333"/>
-          <w:sz w:val="24"/>
-        </w:rPr>
-        <w:t xml:space="preserve"> Ти, Христе Боже:* Прийдіть і зачерпніть воду безсмертя.* Тому до Тебе припадаємо і вірно кличемо:* Щедроти Твої даруй нам,* бо Ти є джерело життя нашого.</w:t>
+        <w:t>В переполовення законного празника, всіх Творче і Владико,* до предстоящих глаголив Ти, Христе Боже:* Прийдіть і зачерпніть воду безсмертя.* Тому до Тебе припадаємо і вірно кличемо:* Щедроти Твої даруй нам,* бо Ти є джерело життя нашого.</w:t>
       </w:r>
     </w:p>
     <w:p>
@@ -3655,23 +3591,7 @@
           <w:color w:val="333333"/>
           <w:sz w:val="24"/>
         </w:rPr>
-        <w:t xml:space="preserve">В </w:t>
-      </w:r>
-      <w:r>
-        <w:rPr>
-          <w:rFonts w:ascii="Times New Roman" w:hAnsi="Times New Roman"/>
-          <w:color w:val="333333"/>
-          <w:sz w:val="24"/>
-        </w:rPr>
-        <w:t>переполовення</w:t>
-      </w:r>
-      <w:r>
-        <w:rPr>
-          <w:rFonts w:ascii="Times New Roman" w:hAnsi="Times New Roman"/>
-          <w:color w:val="333333"/>
-          <w:sz w:val="24"/>
-        </w:rPr>
-        <w:t xml:space="preserve"> празника спраглу душу мою благочестя напій водами,* до всіх бо, Спасе, закликав Ти:* Спраглий нехай гряде до мене і нехай п’є.* Джерело життя нашого, Христе Боже, слава Тобі.</w:t>
+        <w:t>В переполовення празника спраглу душу мою благочестя напій водами,* до всіх бо, Спасе, закликав Ти:* Спраглий нехай гряде до мене і нехай п’є.* Джерело життя нашого, Христе Боже, слава Тобі.</w:t>
       </w:r>
     </w:p>
     <w:p>
@@ -3972,55 +3892,7 @@
           <w:color w:val="333333"/>
           <w:sz w:val="24"/>
         </w:rPr>
-        <w:t xml:space="preserve">В </w:t>
-      </w:r>
-      <w:r>
-        <w:rPr>
-          <w:rFonts w:ascii="Times New Roman" w:hAnsi="Times New Roman"/>
-          <w:color w:val="333333"/>
-          <w:sz w:val="24"/>
-        </w:rPr>
-        <w:t>переполовення</w:t>
-      </w:r>
-      <w:r>
-        <w:rPr>
-          <w:rFonts w:ascii="Times New Roman" w:hAnsi="Times New Roman"/>
-          <w:color w:val="333333"/>
-          <w:sz w:val="24"/>
-        </w:rPr>
-        <w:t xml:space="preserve"> законного празника, всіх Творче і Владико,* до </w:t>
-      </w:r>
-      <w:r>
-        <w:rPr>
-          <w:rFonts w:ascii="Times New Roman" w:hAnsi="Times New Roman"/>
-          <w:color w:val="333333"/>
-          <w:sz w:val="24"/>
-        </w:rPr>
-        <w:t>предстоящих</w:t>
-      </w:r>
-      <w:r>
-        <w:rPr>
-          <w:rFonts w:ascii="Times New Roman" w:hAnsi="Times New Roman"/>
-          <w:color w:val="333333"/>
-          <w:sz w:val="24"/>
-        </w:rPr>
-        <w:t xml:space="preserve"> </w:t>
-      </w:r>
-      <w:r>
-        <w:rPr>
-          <w:rFonts w:ascii="Times New Roman" w:hAnsi="Times New Roman"/>
-          <w:color w:val="333333"/>
-          <w:sz w:val="24"/>
-        </w:rPr>
-        <w:t>глаголив</w:t>
-      </w:r>
-      <w:r>
-        <w:rPr>
-          <w:rFonts w:ascii="Times New Roman" w:hAnsi="Times New Roman"/>
-          <w:color w:val="333333"/>
-          <w:sz w:val="24"/>
-        </w:rPr>
-        <w:t xml:space="preserve"> Ти, Христе Боже:* Прийдіть і зачерпніть воду безсмертя.* Тому до Тебе припадаємо і вірно кличемо:* Щедроти Твої даруй нам,* бо Ти є джерело життя нашого.</w:t>
+        <w:t>В переполовення законного празника, всіх Творче і Владико,* до предстоящих глаголив Ти, Христе Боже:* Прийдіть і зачерпніть воду безсмертя.* Тому до Тебе припадаємо і вірно кличемо:* Щедроти Твої даруй нам,* бо Ти є джерело життя нашого.</w:t>
       </w:r>
     </w:p>
     <w:p>
@@ -5852,7 +5724,301 @@
           <w:color w:val="333333"/>
           <w:sz w:val="24"/>
         </w:rPr>
-        <w:t xml:space="preserve">В </w:t>
+        <w:t>В переполовення празника спраглу душу мою благочестя напій водами,* до всіх бо, Спасе, закликав Ти:* Спраглий нехай гряде до мене і нехай п’є.* Джерело життя нашого, Христе Боже, слава Тобі.</w:t>
+      </w:r>
+    </w:p>
+    <w:p>
+      <w:pPr>
+        <w:spacing w:line="240" w:lineRule="auto"/>
+        <w:rPr>
+          <w:rFonts w:ascii="Times New Roman" w:hAnsi="Times New Roman"/>
+          <w:sz w:val="24"/>
+        </w:rPr>
+      </w:pPr>
+      <w:r>
+        <w:rPr>
+          <w:rFonts w:ascii="Times New Roman" w:hAnsi="Times New Roman"/>
+          <w:sz w:val="24"/>
+        </w:rPr>
+        <w:t>І нині, і повсякчас, і на віки вічні. Амінь.</w:t>
+      </w:r>
+    </w:p>
+    <w:p>
+      <w:pPr>
+        <w:spacing w:line="240" w:lineRule="auto"/>
+        <w:rPr>
+          <w:rFonts w:ascii="Times New Roman" w:hAnsi="Times New Roman"/>
+          <w:sz w:val="24"/>
+        </w:rPr>
+      </w:pPr>
+      <w:r>
+        <w:rPr>
+          <w:rFonts w:ascii="Times New Roman" w:hAnsi="Times New Roman"/>
+          <w:sz w:val="24"/>
+        </w:rPr>
+        <w:t>Тому, що не маємо сміливости задля великих гріхів наших,* ти, Богородице Діво, Народженого від тебе благай,* бо вельми могутня молитва Матері до милосердя Владики.* Не погордуй благаннями грішних, Всечиста,* бо милостивий і спасти може той,* хто й страждати за нас ізволив.</w:t>
+      </w:r>
+    </w:p>
+    <w:p>
+      <w:pPr>
+        <w:spacing w:line="240" w:lineRule="auto"/>
+        <w:jc w:val="center"/>
+        <w:rPr>
+          <w:rFonts w:ascii="Times New Roman" w:hAnsi="Times New Roman"/>
+          <w:i/>
+          <w:color w:val="FF0000"/>
+          <w:sz w:val="24"/>
+        </w:rPr>
+      </w:pPr>
+      <w:r>
+        <w:rPr>
+          <w:rFonts w:ascii="Times New Roman" w:hAnsi="Times New Roman"/>
+          <w:i/>
+          <w:color w:val="FF0000"/>
+          <w:sz w:val="24"/>
+        </w:rPr>
+        <w:t>*****</w:t>
+      </w:r>
+    </w:p>
+    <w:p>
+      <w:pPr>
+        <w:spacing w:line="240" w:lineRule="auto"/>
+        <w:rPr>
+          <w:rFonts w:ascii="Times New Roman" w:hAnsi="Times New Roman"/>
+          <w:sz w:val="24"/>
+        </w:rPr>
+      </w:pPr>
+      <w:r>
+        <w:rPr>
+          <w:rFonts w:ascii="Times New Roman" w:hAnsi="Times New Roman"/>
+          <w:sz w:val="24"/>
+        </w:rPr>
+        <w:t>Негайно пошли нам щедроти твої, Господи,* бо зубожіли дуже ми.* Поможи нам, Боже, Спасителю наш,* задля слави імени твого. Господи, визволь нас* і очисти гріхи наші задля імени твого.</w:t>
+      </w:r>
+      <w:r>
+        <w:rPr>
+          <w:rFonts w:ascii="Times New Roman" w:hAnsi="Times New Roman"/>
+          <w:i/>
+          <w:color w:val="FF0000"/>
+          <w:sz w:val="24"/>
+        </w:rPr>
+        <w:t xml:space="preserve"> (Пс. 78:8-9)</w:t>
+      </w:r>
+    </w:p>
+    <w:p>
+      <w:pPr>
+        <w:spacing w:line="240" w:lineRule="auto"/>
+        <w:jc w:val="center"/>
+        <w:rPr>
+          <w:rFonts w:ascii="Times New Roman" w:hAnsi="Times New Roman"/>
+          <w:sz w:val="24"/>
+        </w:rPr>
+      </w:pPr>
+      <w:r>
+        <w:rPr>
+          <w:rFonts w:ascii="Times New Roman" w:hAnsi="Times New Roman"/>
+          <w:i/>
+          <w:color w:val="FF0000"/>
+          <w:sz w:val="24"/>
+        </w:rPr>
+        <w:t>*****</w:t>
+      </w:r>
+    </w:p>
+    <w:p>
+      <w:pPr>
+        <w:spacing w:line="240" w:lineRule="auto"/>
+        <w:rPr>
+          <w:rFonts w:ascii="Times New Roman" w:hAnsi="Times New Roman"/>
+          <w:sz w:val="24"/>
+        </w:rPr>
+      </w:pPr>
+      <w:r>
+        <w:rPr>
+          <w:rFonts w:ascii="Times New Roman" w:hAnsi="Times New Roman"/>
+          <w:sz w:val="24"/>
+        </w:rPr>
+        <w:t xml:space="preserve">Святий Боже, святий Кріпкий, святий Безсмертний, помилуй нас </w:t>
+      </w:r>
+      <w:r>
+        <w:rPr>
+          <w:rFonts w:ascii="Times New Roman" w:hAnsi="Times New Roman"/>
+          <w:i/>
+          <w:color w:val="FF0000"/>
+          <w:sz w:val="24"/>
+        </w:rPr>
+        <w:t>(3 р.)</w:t>
+      </w:r>
+      <w:r>
+        <w:rPr>
+          <w:rFonts w:ascii="Times New Roman" w:hAnsi="Times New Roman"/>
+          <w:sz w:val="24"/>
+        </w:rPr>
+        <w:t>.</w:t>
+      </w:r>
+    </w:p>
+    <w:p>
+      <w:pPr>
+        <w:spacing w:line="240" w:lineRule="auto"/>
+        <w:rPr>
+          <w:rFonts w:ascii="Times New Roman" w:hAnsi="Times New Roman"/>
+          <w:sz w:val="24"/>
+        </w:rPr>
+      </w:pPr>
+      <w:r>
+        <w:rPr>
+          <w:rFonts w:ascii="Times New Roman" w:hAnsi="Times New Roman"/>
+          <w:sz w:val="24"/>
+        </w:rPr>
+        <w:t>Слава Отцю, і Сину, і Святому Духові,* і нині, і повсякчас, і на віки вічні. Амінь.</w:t>
+      </w:r>
+    </w:p>
+    <w:p>
+      <w:pPr>
+        <w:spacing w:line="240" w:lineRule="auto"/>
+        <w:rPr>
+          <w:rFonts w:ascii="Times New Roman" w:hAnsi="Times New Roman"/>
+          <w:sz w:val="24"/>
+        </w:rPr>
+      </w:pPr>
+      <w:r>
+        <w:rPr>
+          <w:rFonts w:ascii="Times New Roman" w:hAnsi="Times New Roman"/>
+          <w:sz w:val="24"/>
+        </w:rPr>
+        <w:t>Пресвята Тройце, помилуй нас;* Господи, очисти гріхи наші;* Владико, прости беззаконня наші;* Святий, завітай і зціли немочі наші імени твого ради.</w:t>
+      </w:r>
+    </w:p>
+    <w:p>
+      <w:pPr>
+        <w:spacing w:line="240" w:lineRule="auto"/>
+        <w:rPr>
+          <w:rFonts w:ascii="Times New Roman" w:hAnsi="Times New Roman"/>
+          <w:sz w:val="24"/>
+        </w:rPr>
+      </w:pPr>
+      <w:r>
+        <w:rPr>
+          <w:rFonts w:ascii="Times New Roman" w:hAnsi="Times New Roman"/>
+          <w:sz w:val="24"/>
+        </w:rPr>
+        <w:t xml:space="preserve">Господи, помилуй </w:t>
+      </w:r>
+      <w:r>
+        <w:rPr>
+          <w:rFonts w:ascii="Times New Roman" w:hAnsi="Times New Roman"/>
+          <w:i/>
+          <w:color w:val="FF0000"/>
+          <w:sz w:val="24"/>
+        </w:rPr>
+        <w:t>(3 р.)</w:t>
+      </w:r>
+      <w:r>
+        <w:rPr>
+          <w:rFonts w:ascii="Times New Roman" w:hAnsi="Times New Roman"/>
+          <w:sz w:val="24"/>
+        </w:rPr>
+        <w:t>.</w:t>
+      </w:r>
+    </w:p>
+    <w:p>
+      <w:pPr>
+        <w:spacing w:line="240" w:lineRule="auto"/>
+        <w:rPr>
+          <w:rFonts w:ascii="Times New Roman" w:hAnsi="Times New Roman"/>
+          <w:sz w:val="24"/>
+        </w:rPr>
+      </w:pPr>
+      <w:r>
+        <w:rPr>
+          <w:rFonts w:ascii="Times New Roman" w:hAnsi="Times New Roman"/>
+          <w:sz w:val="24"/>
+        </w:rPr>
+        <w:t>Слава Отцю, і Сину, і Святому Духові,* і нині, і повсякчас, і на віки вічні. Амінь.</w:t>
+      </w:r>
+    </w:p>
+    <w:p>
+      <w:pPr>
+        <w:spacing w:line="240" w:lineRule="auto"/>
+        <w:rPr>
+          <w:rFonts w:ascii="Times New Roman" w:hAnsi="Times New Roman"/>
+          <w:sz w:val="24"/>
+        </w:rPr>
+      </w:pPr>
+      <w:r>
+        <w:rPr>
+          <w:rFonts w:ascii="Times New Roman" w:hAnsi="Times New Roman"/>
+          <w:sz w:val="24"/>
+        </w:rPr>
+        <w:t>Отче наш, що єси на небесах,* нехай святиться ім’я твоє,* нехай прийде царство твоє,* нехай буде воля твоя, як на небі, так і на землі.* Хліб наш насущний дай нам сьогодні,* і прости нам провини наші,* як і ми прощаємо винуватцям нашим,* і не введи нас у спокусу,* але визволи нас від лукавого.</w:t>
+      </w:r>
+    </w:p>
+    <w:p>
+      <w:pPr>
+        <w:spacing w:line="240" w:lineRule="auto"/>
+        <w:rPr>
+          <w:rFonts w:ascii="Times New Roman" w:hAnsi="Times New Roman"/>
+          <w:sz w:val="24"/>
+        </w:rPr>
+      </w:pPr>
+      <w:r>
+        <w:rPr>
+          <w:rFonts w:ascii="Times New Roman" w:hAnsi="Times New Roman"/>
+          <w:i/>
+          <w:color w:val="FF0000"/>
+          <w:sz w:val="24"/>
+        </w:rPr>
+        <w:t xml:space="preserve">Священик: </w:t>
+      </w:r>
+      <w:r>
+        <w:rPr>
+          <w:rFonts w:ascii="Times New Roman" w:hAnsi="Times New Roman"/>
+          <w:sz w:val="24"/>
+        </w:rPr>
+        <w:t>Бо твоє є царство, і сила, і слава, Отця, і Сина, і Святого Духа, нині і повсякчас, і на віки вічні.</w:t>
+      </w:r>
+    </w:p>
+    <w:p>
+      <w:pPr>
+        <w:spacing w:line="240" w:lineRule="auto"/>
+        <w:rPr>
+          <w:rFonts w:ascii="Times New Roman" w:hAnsi="Times New Roman"/>
+          <w:sz w:val="24"/>
+        </w:rPr>
+      </w:pPr>
+      <w:r>
+        <w:rPr>
+          <w:rFonts w:ascii="Times New Roman" w:hAnsi="Times New Roman"/>
+          <w:i/>
+          <w:color w:val="FF0000"/>
+          <w:sz w:val="24"/>
+        </w:rPr>
+        <w:t xml:space="preserve">Вірні: </w:t>
+      </w:r>
+      <w:r>
+        <w:rPr>
+          <w:rFonts w:ascii="Times New Roman" w:hAnsi="Times New Roman"/>
+          <w:sz w:val="24"/>
+        </w:rPr>
+        <w:t>Амінь.</w:t>
+      </w:r>
+    </w:p>
+    <w:p>
+      <w:r>
+        <w:rPr>
+          <w:rFonts w:ascii="Times New Roman" w:hAnsi="Times New Roman"/>
+          <w:i/>
+          <w:color w:val="FF4400"/>
+          <w:sz w:val="24"/>
+        </w:rPr>
+        <w:t>Кондак (г. 4):</w:t>
+      </w:r>
+      <w:r>
+        <w:rPr>
+          <w:rFonts w:ascii="Times New Roman" w:hAnsi="Times New Roman"/>
+          <w:color w:val="000000"/>
+          <w:sz w:val="24"/>
+        </w:rPr>
+        <w:t xml:space="preserve"> </w:t>
       </w:r>
       <w:r>
         <w:rPr>
@@ -5860,365 +6026,7 @@
           <w:color w:val="333333"/>
           <w:sz w:val="24"/>
         </w:rPr>
-        <w:t>переполовення</w:t>
-      </w:r>
-      <w:r>
-        <w:rPr>
-          <w:rFonts w:ascii="Times New Roman" w:hAnsi="Times New Roman"/>
-          <w:color w:val="333333"/>
-          <w:sz w:val="24"/>
-        </w:rPr>
-        <w:t xml:space="preserve"> празника спраглу душу мою благочестя напій водами,* до всіх бо, Спасе, закликав Ти:* Спраглий нехай гряде до мене і нехай п’є.* Джерело життя нашого, Христе Боже, слава Тобі.</w:t>
-      </w:r>
-    </w:p>
-    <w:p>
-      <w:pPr>
-        <w:spacing w:line="240" w:lineRule="auto"/>
-        <w:rPr>
-          <w:rFonts w:ascii="Times New Roman" w:hAnsi="Times New Roman"/>
-          <w:sz w:val="24"/>
-        </w:rPr>
-      </w:pPr>
-      <w:r>
-        <w:rPr>
-          <w:rFonts w:ascii="Times New Roman" w:hAnsi="Times New Roman"/>
-          <w:sz w:val="24"/>
-        </w:rPr>
-        <w:t>І нині, і повсякчас, і на віки вічні. Амінь.</w:t>
-      </w:r>
-    </w:p>
-    <w:p>
-      <w:pPr>
-        <w:spacing w:line="240" w:lineRule="auto"/>
-        <w:rPr>
-          <w:rFonts w:ascii="Times New Roman" w:hAnsi="Times New Roman"/>
-          <w:sz w:val="24"/>
-        </w:rPr>
-      </w:pPr>
-      <w:r>
-        <w:rPr>
-          <w:rFonts w:ascii="Times New Roman" w:hAnsi="Times New Roman"/>
-          <w:sz w:val="24"/>
-        </w:rPr>
-        <w:t>Тому, що не маємо сміливости задля великих гріхів наших,* ти, Богородице Діво, Народженого від тебе благай,* бо вельми могутня молитва Матері до милосердя Владики.* Не погордуй благаннями грішних, Всечиста,* бо милостивий і спасти може той,* хто й страждати за нас ізволив.</w:t>
-      </w:r>
-    </w:p>
-    <w:p>
-      <w:pPr>
-        <w:spacing w:line="240" w:lineRule="auto"/>
-        <w:jc w:val="center"/>
-        <w:rPr>
-          <w:rFonts w:ascii="Times New Roman" w:hAnsi="Times New Roman"/>
-          <w:i/>
-          <w:color w:val="FF0000"/>
-          <w:sz w:val="24"/>
-        </w:rPr>
-      </w:pPr>
-      <w:r>
-        <w:rPr>
-          <w:rFonts w:ascii="Times New Roman" w:hAnsi="Times New Roman"/>
-          <w:i/>
-          <w:color w:val="FF0000"/>
-          <w:sz w:val="24"/>
-        </w:rPr>
-        <w:t>*****</w:t>
-      </w:r>
-    </w:p>
-    <w:p>
-      <w:pPr>
-        <w:spacing w:line="240" w:lineRule="auto"/>
-        <w:rPr>
-          <w:rFonts w:ascii="Times New Roman" w:hAnsi="Times New Roman"/>
-          <w:sz w:val="24"/>
-        </w:rPr>
-      </w:pPr>
-      <w:r>
-        <w:rPr>
-          <w:rFonts w:ascii="Times New Roman" w:hAnsi="Times New Roman"/>
-          <w:sz w:val="24"/>
-        </w:rPr>
-        <w:t>Негайно пошли нам щедроти твої, Господи,* бо зубожіли дуже ми.* Поможи нам, Боже, Спасителю наш,* задля слави імени твого. Господи, визволь нас* і очисти гріхи наші задля імени твого.</w:t>
-      </w:r>
-      <w:r>
-        <w:rPr>
-          <w:rFonts w:ascii="Times New Roman" w:hAnsi="Times New Roman"/>
-          <w:i/>
-          <w:color w:val="FF0000"/>
-          <w:sz w:val="24"/>
-        </w:rPr>
-        <w:t xml:space="preserve"> (Пс. 78:8-9)</w:t>
-      </w:r>
-    </w:p>
-    <w:p>
-      <w:pPr>
-        <w:spacing w:line="240" w:lineRule="auto"/>
-        <w:jc w:val="center"/>
-        <w:rPr>
-          <w:rFonts w:ascii="Times New Roman" w:hAnsi="Times New Roman"/>
-          <w:sz w:val="24"/>
-        </w:rPr>
-      </w:pPr>
-      <w:r>
-        <w:rPr>
-          <w:rFonts w:ascii="Times New Roman" w:hAnsi="Times New Roman"/>
-          <w:i/>
-          <w:color w:val="FF0000"/>
-          <w:sz w:val="24"/>
-        </w:rPr>
-        <w:t>*****</w:t>
-      </w:r>
-    </w:p>
-    <w:p>
-      <w:pPr>
-        <w:spacing w:line="240" w:lineRule="auto"/>
-        <w:rPr>
-          <w:rFonts w:ascii="Times New Roman" w:hAnsi="Times New Roman"/>
-          <w:sz w:val="24"/>
-        </w:rPr>
-      </w:pPr>
-      <w:r>
-        <w:rPr>
-          <w:rFonts w:ascii="Times New Roman" w:hAnsi="Times New Roman"/>
-          <w:sz w:val="24"/>
-        </w:rPr>
-        <w:t xml:space="preserve">Святий Боже, святий Кріпкий, святий Безсмертний, помилуй нас </w:t>
-      </w:r>
-      <w:r>
-        <w:rPr>
-          <w:rFonts w:ascii="Times New Roman" w:hAnsi="Times New Roman"/>
-          <w:i/>
-          <w:color w:val="FF0000"/>
-          <w:sz w:val="24"/>
-        </w:rPr>
-        <w:t>(3 р.)</w:t>
-      </w:r>
-      <w:r>
-        <w:rPr>
-          <w:rFonts w:ascii="Times New Roman" w:hAnsi="Times New Roman"/>
-          <w:sz w:val="24"/>
-        </w:rPr>
-        <w:t>.</w:t>
-      </w:r>
-    </w:p>
-    <w:p>
-      <w:pPr>
-        <w:spacing w:line="240" w:lineRule="auto"/>
-        <w:rPr>
-          <w:rFonts w:ascii="Times New Roman" w:hAnsi="Times New Roman"/>
-          <w:sz w:val="24"/>
-        </w:rPr>
-      </w:pPr>
-      <w:r>
-        <w:rPr>
-          <w:rFonts w:ascii="Times New Roman" w:hAnsi="Times New Roman"/>
-          <w:sz w:val="24"/>
-        </w:rPr>
-        <w:t>Слава Отцю, і Сину, і Святому Духові,* і нині, і повсякчас, і на віки вічні. Амінь.</w:t>
-      </w:r>
-    </w:p>
-    <w:p>
-      <w:pPr>
-        <w:spacing w:line="240" w:lineRule="auto"/>
-        <w:rPr>
-          <w:rFonts w:ascii="Times New Roman" w:hAnsi="Times New Roman"/>
-          <w:sz w:val="24"/>
-        </w:rPr>
-      </w:pPr>
-      <w:r>
-        <w:rPr>
-          <w:rFonts w:ascii="Times New Roman" w:hAnsi="Times New Roman"/>
-          <w:sz w:val="24"/>
-        </w:rPr>
-        <w:t>Пресвята Тройце, помилуй нас;* Господи, очисти гріхи наші;* Владико, прости беззаконня наші;* Святий, завітай і зціли немочі наші імени твого ради.</w:t>
-      </w:r>
-    </w:p>
-    <w:p>
-      <w:pPr>
-        <w:spacing w:line="240" w:lineRule="auto"/>
-        <w:rPr>
-          <w:rFonts w:ascii="Times New Roman" w:hAnsi="Times New Roman"/>
-          <w:sz w:val="24"/>
-        </w:rPr>
-      </w:pPr>
-      <w:r>
-        <w:rPr>
-          <w:rFonts w:ascii="Times New Roman" w:hAnsi="Times New Roman"/>
-          <w:sz w:val="24"/>
-        </w:rPr>
-        <w:t xml:space="preserve">Господи, помилуй </w:t>
-      </w:r>
-      <w:r>
-        <w:rPr>
-          <w:rFonts w:ascii="Times New Roman" w:hAnsi="Times New Roman"/>
-          <w:i/>
-          <w:color w:val="FF0000"/>
-          <w:sz w:val="24"/>
-        </w:rPr>
-        <w:t>(3 р.)</w:t>
-      </w:r>
-      <w:r>
-        <w:rPr>
-          <w:rFonts w:ascii="Times New Roman" w:hAnsi="Times New Roman"/>
-          <w:sz w:val="24"/>
-        </w:rPr>
-        <w:t>.</w:t>
-      </w:r>
-    </w:p>
-    <w:p>
-      <w:pPr>
-        <w:spacing w:line="240" w:lineRule="auto"/>
-        <w:rPr>
-          <w:rFonts w:ascii="Times New Roman" w:hAnsi="Times New Roman"/>
-          <w:sz w:val="24"/>
-        </w:rPr>
-      </w:pPr>
-      <w:r>
-        <w:rPr>
-          <w:rFonts w:ascii="Times New Roman" w:hAnsi="Times New Roman"/>
-          <w:sz w:val="24"/>
-        </w:rPr>
-        <w:t>Слава Отцю, і Сину, і Святому Духові,* і нині, і повсякчас, і на віки вічні. Амінь.</w:t>
-      </w:r>
-    </w:p>
-    <w:p>
-      <w:pPr>
-        <w:spacing w:line="240" w:lineRule="auto"/>
-        <w:rPr>
-          <w:rFonts w:ascii="Times New Roman" w:hAnsi="Times New Roman"/>
-          <w:sz w:val="24"/>
-        </w:rPr>
-      </w:pPr>
-      <w:r>
-        <w:rPr>
-          <w:rFonts w:ascii="Times New Roman" w:hAnsi="Times New Roman"/>
-          <w:sz w:val="24"/>
-        </w:rPr>
-        <w:t>Отче наш, що єси на небесах,* нехай святиться ім’я твоє,* нехай прийде царство твоє,* нехай буде воля твоя, як на небі, так і на землі.* Хліб наш насущний дай нам сьогодні,* і прости нам провини наші,* як і ми прощаємо винуватцям нашим,* і не введи нас у спокусу,* але визволи нас від лукавого.</w:t>
-      </w:r>
-    </w:p>
-    <w:p>
-      <w:pPr>
-        <w:spacing w:line="240" w:lineRule="auto"/>
-        <w:rPr>
-          <w:rFonts w:ascii="Times New Roman" w:hAnsi="Times New Roman"/>
-          <w:sz w:val="24"/>
-        </w:rPr>
-      </w:pPr>
-      <w:r>
-        <w:rPr>
-          <w:rFonts w:ascii="Times New Roman" w:hAnsi="Times New Roman"/>
-          <w:i/>
-          <w:color w:val="FF0000"/>
-          <w:sz w:val="24"/>
-        </w:rPr>
-        <w:t xml:space="preserve">Священик: </w:t>
-      </w:r>
-      <w:r>
-        <w:rPr>
-          <w:rFonts w:ascii="Times New Roman" w:hAnsi="Times New Roman"/>
-          <w:sz w:val="24"/>
-        </w:rPr>
-        <w:t>Бо твоє є царство, і сила, і слава, Отця, і Сина, і Святого Духа, нині і повсякчас, і на віки вічні.</w:t>
-      </w:r>
-    </w:p>
-    <w:p>
-      <w:pPr>
-        <w:spacing w:line="240" w:lineRule="auto"/>
-        <w:rPr>
-          <w:rFonts w:ascii="Times New Roman" w:hAnsi="Times New Roman"/>
-          <w:sz w:val="24"/>
-        </w:rPr>
-      </w:pPr>
-      <w:r>
-        <w:rPr>
-          <w:rFonts w:ascii="Times New Roman" w:hAnsi="Times New Roman"/>
-          <w:i/>
-          <w:color w:val="FF0000"/>
-          <w:sz w:val="24"/>
-        </w:rPr>
-        <w:t xml:space="preserve">Вірні: </w:t>
-      </w:r>
-      <w:r>
-        <w:rPr>
-          <w:rFonts w:ascii="Times New Roman" w:hAnsi="Times New Roman"/>
-          <w:sz w:val="24"/>
-        </w:rPr>
-        <w:t>Амінь.</w:t>
-      </w:r>
-    </w:p>
-    <w:p>
-      <w:r>
-        <w:rPr>
-          <w:rFonts w:ascii="Times New Roman" w:hAnsi="Times New Roman"/>
-          <w:i/>
-          <w:color w:val="FF4400"/>
-          <w:sz w:val="24"/>
-        </w:rPr>
-        <w:t>Кондак (г. 4):</w:t>
-      </w:r>
-      <w:r>
-        <w:rPr>
-          <w:rFonts w:ascii="Times New Roman" w:hAnsi="Times New Roman"/>
-          <w:color w:val="000000"/>
-          <w:sz w:val="24"/>
-        </w:rPr>
-        <w:t xml:space="preserve"> </w:t>
-      </w:r>
-      <w:r>
-        <w:rPr>
-          <w:rFonts w:ascii="Times New Roman" w:hAnsi="Times New Roman"/>
-          <w:color w:val="333333"/>
-          <w:sz w:val="24"/>
-        </w:rPr>
-        <w:t xml:space="preserve">В </w:t>
-      </w:r>
-      <w:r>
-        <w:rPr>
-          <w:rFonts w:ascii="Times New Roman" w:hAnsi="Times New Roman"/>
-          <w:color w:val="333333"/>
-          <w:sz w:val="24"/>
-        </w:rPr>
-        <w:t>переполовення</w:t>
-      </w:r>
-      <w:r>
-        <w:rPr>
-          <w:rFonts w:ascii="Times New Roman" w:hAnsi="Times New Roman"/>
-          <w:color w:val="333333"/>
-          <w:sz w:val="24"/>
-        </w:rPr>
-        <w:t xml:space="preserve"> законного празника, всіх Творче і Владико,* до </w:t>
-      </w:r>
-      <w:r>
-        <w:rPr>
-          <w:rFonts w:ascii="Times New Roman" w:hAnsi="Times New Roman"/>
-          <w:color w:val="333333"/>
-          <w:sz w:val="24"/>
-        </w:rPr>
-        <w:t>предстоящих</w:t>
-      </w:r>
-      <w:r>
-        <w:rPr>
-          <w:rFonts w:ascii="Times New Roman" w:hAnsi="Times New Roman"/>
-          <w:color w:val="333333"/>
-          <w:sz w:val="24"/>
-        </w:rPr>
-        <w:t xml:space="preserve"> </w:t>
-      </w:r>
-      <w:r>
-        <w:rPr>
-          <w:rFonts w:ascii="Times New Roman" w:hAnsi="Times New Roman"/>
-          <w:color w:val="333333"/>
-          <w:sz w:val="24"/>
-        </w:rPr>
-        <w:t>глаголив</w:t>
-      </w:r>
-      <w:r>
-        <w:rPr>
-          <w:rFonts w:ascii="Times New Roman" w:hAnsi="Times New Roman"/>
-          <w:color w:val="333333"/>
-          <w:sz w:val="24"/>
-        </w:rPr>
-        <w:t xml:space="preserve"> Ти, Христе Боже:* Прийдіть і зачерпніть воду безсмертя.* Тому до Тебе припадаємо і вірно кличемо:* Щедроти Твої даруй нам,* бо Ти є джерело життя нашого.</w:t>
+        <w:t>В переполовення законного празника, всіх Творче і Владико,* до предстоящих глаголив Ти, Христе Боже:* Прийдіть і зачерпніть воду безсмертя.* Тому до Тебе припадаємо і вірно кличемо:* Щедроти Твої даруй нам,* бо Ти є джерело життя нашого.</w:t>
       </w:r>
     </w:p>
     <w:p>
@@ -7980,7 +7788,312 @@
           <w:color w:val="333333"/>
           <w:sz w:val="24"/>
         </w:rPr>
-        <w:t xml:space="preserve">В </w:t>
+        <w:t>В переполовення празника спраглу душу мою благочестя напій водами,* до всіх бо, Спасе, закликав Ти:* Спраглий нехай гряде до мене і нехай п’є.* Джерело життя нашого, Христе Боже, слава Тобі.</w:t>
+      </w:r>
+    </w:p>
+    <w:p>
+      <w:pPr>
+        <w:spacing w:line="240" w:lineRule="auto"/>
+        <w:rPr>
+          <w:rFonts w:ascii="Times New Roman" w:hAnsi="Times New Roman"/>
+          <w:b/>
+          <w:sz w:val="24"/>
+        </w:rPr>
+      </w:pPr>
+      <w:r>
+        <w:rPr>
+          <w:rFonts w:ascii="Times New Roman" w:hAnsi="Times New Roman"/>
+          <w:sz w:val="24"/>
+        </w:rPr>
+        <w:t>І нині, і повсякчас, і на віки вічні. Амінь.</w:t>
+      </w:r>
+      <w:r>
+        <w:rPr>
+          <w:rFonts w:ascii="Times New Roman" w:hAnsi="Times New Roman"/>
+          <w:b/>
+          <w:sz w:val="24"/>
+        </w:rPr>
+        <w:t xml:space="preserve"> </w:t>
+      </w:r>
+    </w:p>
+    <w:p>
+      <w:pPr>
+        <w:spacing w:line="240" w:lineRule="auto"/>
+        <w:rPr>
+          <w:rFonts w:ascii="Times New Roman" w:hAnsi="Times New Roman"/>
+          <w:sz w:val="24"/>
+        </w:rPr>
+      </w:pPr>
+      <w:r>
+        <w:rPr>
+          <w:rFonts w:ascii="Times New Roman" w:hAnsi="Times New Roman"/>
+          <w:sz w:val="24"/>
+        </w:rPr>
+        <w:t>Ти, Милосердний, що задля нас народився з Діви,* витерпів розп'яття і смертю смерть подолав,* і, як Бог, появив воскресіння,* не погорди тими, що їх ти створив рукою своєю.* Покажи, Милостивий, своє чоловіколюбство,* прийми Богородицю, що тебе породила і молиться за нас,* і спаси, Спасе наш, людей зневірених.</w:t>
+      </w:r>
+    </w:p>
+    <w:p>
+      <w:pPr>
+        <w:spacing w:line="240" w:lineRule="auto"/>
+        <w:jc w:val="center"/>
+        <w:rPr>
+          <w:rFonts w:ascii="Times New Roman" w:hAnsi="Times New Roman"/>
+          <w:i/>
+          <w:color w:val="FF0000"/>
+          <w:sz w:val="24"/>
+        </w:rPr>
+      </w:pPr>
+      <w:r>
+        <w:rPr>
+          <w:rFonts w:ascii="Times New Roman" w:hAnsi="Times New Roman"/>
+          <w:i/>
+          <w:color w:val="FF0000"/>
+          <w:sz w:val="24"/>
+        </w:rPr>
+        <w:t>*****</w:t>
+      </w:r>
+    </w:p>
+    <w:p>
+      <w:pPr>
+        <w:spacing w:line="240" w:lineRule="auto"/>
+        <w:rPr>
+          <w:rFonts w:ascii="Times New Roman" w:hAnsi="Times New Roman"/>
+          <w:sz w:val="24"/>
+        </w:rPr>
+      </w:pPr>
+      <w:r>
+        <w:rPr>
+          <w:rFonts w:ascii="Times New Roman" w:hAnsi="Times New Roman"/>
+          <w:sz w:val="24"/>
+        </w:rPr>
+        <w:t xml:space="preserve">Не залиши нас до кінця, ради імени твого святого,* не зруйнуй заповіту твого* й не віддаляй милости твоєї від нас задля улюбленого тобою Авраама,* і задля Ісаака, раба твого,* та Ізраїля святого твого. </w:t>
+      </w:r>
+      <w:r>
+        <w:rPr>
+          <w:rFonts w:ascii="Times New Roman" w:hAnsi="Times New Roman"/>
+          <w:i/>
+          <w:color w:val="FF0000"/>
+          <w:sz w:val="24"/>
+        </w:rPr>
+        <w:t>(Дан. 3:34-35)</w:t>
+      </w:r>
+    </w:p>
+    <w:p>
+      <w:pPr>
+        <w:spacing w:line="240" w:lineRule="auto"/>
+        <w:jc w:val="center"/>
+        <w:rPr>
+          <w:rFonts w:ascii="Times New Roman" w:hAnsi="Times New Roman"/>
+          <w:i/>
+          <w:color w:val="FF0000"/>
+          <w:sz w:val="24"/>
+        </w:rPr>
+      </w:pPr>
+      <w:r>
+        <w:rPr>
+          <w:rFonts w:ascii="Times New Roman" w:hAnsi="Times New Roman"/>
+          <w:i/>
+          <w:color w:val="FF0000"/>
+          <w:sz w:val="24"/>
+        </w:rPr>
+        <w:t>*****</w:t>
+      </w:r>
+    </w:p>
+    <w:p>
+      <w:pPr>
+        <w:spacing w:line="240" w:lineRule="auto"/>
+        <w:rPr>
+          <w:rFonts w:ascii="Times New Roman" w:hAnsi="Times New Roman"/>
+          <w:sz w:val="24"/>
+        </w:rPr>
+      </w:pPr>
+      <w:r>
+        <w:rPr>
+          <w:rFonts w:ascii="Times New Roman" w:hAnsi="Times New Roman"/>
+          <w:sz w:val="24"/>
+        </w:rPr>
+        <w:t xml:space="preserve">Святий Боже, святий Кріпкий, святий Безсмертний, помилуй нас </w:t>
+      </w:r>
+      <w:r>
+        <w:rPr>
+          <w:rFonts w:ascii="Times New Roman" w:hAnsi="Times New Roman"/>
+          <w:i/>
+          <w:color w:val="FF0000"/>
+          <w:sz w:val="24"/>
+        </w:rPr>
+        <w:t>(3 р.)</w:t>
+      </w:r>
+      <w:r>
+        <w:rPr>
+          <w:rFonts w:ascii="Times New Roman" w:hAnsi="Times New Roman"/>
+          <w:sz w:val="24"/>
+        </w:rPr>
+        <w:t>.</w:t>
+      </w:r>
+    </w:p>
+    <w:p>
+      <w:pPr>
+        <w:spacing w:line="240" w:lineRule="auto"/>
+        <w:rPr>
+          <w:rFonts w:ascii="Times New Roman" w:hAnsi="Times New Roman"/>
+          <w:sz w:val="24"/>
+        </w:rPr>
+      </w:pPr>
+      <w:r>
+        <w:rPr>
+          <w:rFonts w:ascii="Times New Roman" w:hAnsi="Times New Roman"/>
+          <w:sz w:val="24"/>
+        </w:rPr>
+        <w:t>Слава Отцю, і Сину, і Святому Духові,* і нині, і повсякчас, і на віки вічні. Амінь.</w:t>
+      </w:r>
+    </w:p>
+    <w:p>
+      <w:pPr>
+        <w:spacing w:line="240" w:lineRule="auto"/>
+        <w:rPr>
+          <w:rFonts w:ascii="Times New Roman" w:hAnsi="Times New Roman"/>
+          <w:sz w:val="24"/>
+        </w:rPr>
+      </w:pPr>
+      <w:r>
+        <w:rPr>
+          <w:rFonts w:ascii="Times New Roman" w:hAnsi="Times New Roman"/>
+          <w:sz w:val="24"/>
+        </w:rPr>
+        <w:t>Пресвята Тройце, помилуй нас;* Господи, очисти гріхи наші;* Владико, прости беззаконня наші;* Святий, завітай і зціли немочі наші імени твого ради.</w:t>
+      </w:r>
+    </w:p>
+    <w:p>
+      <w:pPr>
+        <w:spacing w:line="240" w:lineRule="auto"/>
+        <w:rPr>
+          <w:rFonts w:ascii="Times New Roman" w:hAnsi="Times New Roman"/>
+          <w:sz w:val="24"/>
+        </w:rPr>
+      </w:pPr>
+      <w:r>
+        <w:rPr>
+          <w:rFonts w:ascii="Times New Roman" w:hAnsi="Times New Roman"/>
+          <w:sz w:val="24"/>
+        </w:rPr>
+        <w:t xml:space="preserve">Господи, помилуй </w:t>
+      </w:r>
+      <w:r>
+        <w:rPr>
+          <w:rFonts w:ascii="Times New Roman" w:hAnsi="Times New Roman"/>
+          <w:i/>
+          <w:color w:val="FF0000"/>
+          <w:sz w:val="24"/>
+        </w:rPr>
+        <w:t>(3 р.)</w:t>
+      </w:r>
+      <w:r>
+        <w:rPr>
+          <w:rFonts w:ascii="Times New Roman" w:hAnsi="Times New Roman"/>
+          <w:sz w:val="24"/>
+        </w:rPr>
+        <w:t>.</w:t>
+      </w:r>
+    </w:p>
+    <w:p>
+      <w:pPr>
+        <w:spacing w:line="240" w:lineRule="auto"/>
+        <w:rPr>
+          <w:rFonts w:ascii="Times New Roman" w:hAnsi="Times New Roman"/>
+          <w:sz w:val="24"/>
+        </w:rPr>
+      </w:pPr>
+      <w:r>
+        <w:rPr>
+          <w:rFonts w:ascii="Times New Roman" w:hAnsi="Times New Roman"/>
+          <w:sz w:val="24"/>
+        </w:rPr>
+        <w:t>Слава Отцю, і Сину, і Святому Духові,* і нині, і повсякчас, і на віки вічні. Амінь.</w:t>
+      </w:r>
+    </w:p>
+    <w:p>
+      <w:pPr>
+        <w:spacing w:line="240" w:lineRule="auto"/>
+        <w:rPr>
+          <w:rFonts w:ascii="Times New Roman" w:hAnsi="Times New Roman"/>
+          <w:sz w:val="24"/>
+        </w:rPr>
+      </w:pPr>
+      <w:r>
+        <w:rPr>
+          <w:rFonts w:ascii="Times New Roman" w:hAnsi="Times New Roman"/>
+          <w:sz w:val="24"/>
+        </w:rPr>
+        <w:t>Отче наш, що єси на небесах,* нехай святиться ім’я твоє,* нехай прийде царство твоє,* нехай буде воля твоя, як на небі, так і на землі.* Хліб наш насущний дай нам сьогодні,* і прости нам провини наші,* як і ми прощаємо винуватцям нашим,* і не введи нас у спокусу,* але визволи нас від лукавого.</w:t>
+      </w:r>
+    </w:p>
+    <w:p>
+      <w:pPr>
+        <w:spacing w:line="240" w:lineRule="auto"/>
+        <w:rPr>
+          <w:rFonts w:ascii="Times New Roman" w:hAnsi="Times New Roman"/>
+          <w:sz w:val="24"/>
+        </w:rPr>
+      </w:pPr>
+      <w:r>
+        <w:rPr>
+          <w:rFonts w:ascii="Times New Roman" w:hAnsi="Times New Roman"/>
+          <w:i/>
+          <w:color w:val="FF0000"/>
+          <w:sz w:val="24"/>
+        </w:rPr>
+        <w:t xml:space="preserve">Священик: </w:t>
+      </w:r>
+      <w:r>
+        <w:rPr>
+          <w:rFonts w:ascii="Times New Roman" w:hAnsi="Times New Roman"/>
+          <w:sz w:val="24"/>
+        </w:rPr>
+        <w:t>Бо твоє є царство, і сила, і слава, Отця, і Сина, і Святого Духа, нині і повсякчас, і на віки вічні.</w:t>
+      </w:r>
+    </w:p>
+    <w:p>
+      <w:pPr>
+        <w:spacing w:line="240" w:lineRule="auto"/>
+        <w:rPr>
+          <w:rFonts w:ascii="Times New Roman" w:hAnsi="Times New Roman"/>
+          <w:sz w:val="24"/>
+        </w:rPr>
+      </w:pPr>
+      <w:r>
+        <w:rPr>
+          <w:rFonts w:ascii="Times New Roman" w:hAnsi="Times New Roman"/>
+          <w:i/>
+          <w:color w:val="FF0000"/>
+          <w:sz w:val="24"/>
+        </w:rPr>
+        <w:t xml:space="preserve">Вірні: </w:t>
+      </w:r>
+      <w:r>
+        <w:rPr>
+          <w:rFonts w:ascii="Times New Roman" w:hAnsi="Times New Roman"/>
+          <w:sz w:val="24"/>
+        </w:rPr>
+        <w:t>Амінь.</w:t>
+      </w:r>
+    </w:p>
+    <w:p>
+      <w:r>
+        <w:rPr>
+          <w:rFonts w:ascii="Times New Roman" w:hAnsi="Times New Roman"/>
+          <w:i/>
+          <w:color w:val="FF4400"/>
+          <w:sz w:val="24"/>
+        </w:rPr>
+        <w:t>Кондак (г. 4):</w:t>
+      </w:r>
+      <w:r>
+        <w:rPr>
+          <w:rFonts w:ascii="Times New Roman" w:hAnsi="Times New Roman"/>
+          <w:color w:val="000000"/>
+          <w:sz w:val="24"/>
+        </w:rPr>
+        <w:t xml:space="preserve"> </w:t>
       </w:r>
       <w:r>
         <w:rPr>
@@ -7988,376 +8101,7 @@
           <w:color w:val="333333"/>
           <w:sz w:val="24"/>
         </w:rPr>
-        <w:t>переполовення</w:t>
-      </w:r>
-      <w:r>
-        <w:rPr>
-          <w:rFonts w:ascii="Times New Roman" w:hAnsi="Times New Roman"/>
-          <w:color w:val="333333"/>
-          <w:sz w:val="24"/>
-        </w:rPr>
-        <w:t xml:space="preserve"> празника спраглу душу мою благочестя напій водами,* до всіх бо, Спасе, закликав Ти:* Спраглий нехай гряде до мене і нехай п’є.* Джерело життя нашого, Христе Боже, слава Тобі.</w:t>
-      </w:r>
-    </w:p>
-    <w:p>
-      <w:pPr>
-        <w:spacing w:line="240" w:lineRule="auto"/>
-        <w:rPr>
-          <w:rFonts w:ascii="Times New Roman" w:hAnsi="Times New Roman"/>
-          <w:b/>
-          <w:sz w:val="24"/>
-        </w:rPr>
-      </w:pPr>
-      <w:r>
-        <w:rPr>
-          <w:rFonts w:ascii="Times New Roman" w:hAnsi="Times New Roman"/>
-          <w:sz w:val="24"/>
-        </w:rPr>
-        <w:t>І нині, і повсякчас, і на віки вічні. Амінь.</w:t>
-      </w:r>
-      <w:r>
-        <w:rPr>
-          <w:rFonts w:ascii="Times New Roman" w:hAnsi="Times New Roman"/>
-          <w:b/>
-          <w:sz w:val="24"/>
-        </w:rPr>
-        <w:t xml:space="preserve"> </w:t>
-      </w:r>
-    </w:p>
-    <w:p>
-      <w:pPr>
-        <w:spacing w:line="240" w:lineRule="auto"/>
-        <w:rPr>
-          <w:rFonts w:ascii="Times New Roman" w:hAnsi="Times New Roman"/>
-          <w:sz w:val="24"/>
-        </w:rPr>
-      </w:pPr>
-      <w:r>
-        <w:rPr>
-          <w:rFonts w:ascii="Times New Roman" w:hAnsi="Times New Roman"/>
-          <w:sz w:val="24"/>
-        </w:rPr>
-        <w:t>Ти, Милосердний, що задля нас народився з Діви,* витерпів розп'яття і смертю смерть подолав,* і, як Бог, появив воскресіння,* не погорди тими, що їх ти створив рукою своєю.* Покажи, Милостивий, своє чоловіколюбство,* прийми Богородицю, що тебе породила і молиться за нас,* і спаси, Спасе наш, людей зневірених.</w:t>
-      </w:r>
-    </w:p>
-    <w:p>
-      <w:pPr>
-        <w:spacing w:line="240" w:lineRule="auto"/>
-        <w:jc w:val="center"/>
-        <w:rPr>
-          <w:rFonts w:ascii="Times New Roman" w:hAnsi="Times New Roman"/>
-          <w:i/>
-          <w:color w:val="FF0000"/>
-          <w:sz w:val="24"/>
-        </w:rPr>
-      </w:pPr>
-      <w:r>
-        <w:rPr>
-          <w:rFonts w:ascii="Times New Roman" w:hAnsi="Times New Roman"/>
-          <w:i/>
-          <w:color w:val="FF0000"/>
-          <w:sz w:val="24"/>
-        </w:rPr>
-        <w:t>*****</w:t>
-      </w:r>
-    </w:p>
-    <w:p>
-      <w:pPr>
-        <w:spacing w:line="240" w:lineRule="auto"/>
-        <w:rPr>
-          <w:rFonts w:ascii="Times New Roman" w:hAnsi="Times New Roman"/>
-          <w:sz w:val="24"/>
-        </w:rPr>
-      </w:pPr>
-      <w:r>
-        <w:rPr>
-          <w:rFonts w:ascii="Times New Roman" w:hAnsi="Times New Roman"/>
-          <w:sz w:val="24"/>
-        </w:rPr>
-        <w:t xml:space="preserve">Не залиши нас до кінця, ради імени твого святого,* не зруйнуй заповіту твого* й не віддаляй милости твоєї від нас задля улюбленого тобою Авраама,* і задля Ісаака, раба твого,* та Ізраїля святого твого. </w:t>
-      </w:r>
-      <w:r>
-        <w:rPr>
-          <w:rFonts w:ascii="Times New Roman" w:hAnsi="Times New Roman"/>
-          <w:i/>
-          <w:color w:val="FF0000"/>
-          <w:sz w:val="24"/>
-        </w:rPr>
-        <w:t>(Дан. 3:34-35)</w:t>
-      </w:r>
-    </w:p>
-    <w:p>
-      <w:pPr>
-        <w:spacing w:line="240" w:lineRule="auto"/>
-        <w:jc w:val="center"/>
-        <w:rPr>
-          <w:rFonts w:ascii="Times New Roman" w:hAnsi="Times New Roman"/>
-          <w:i/>
-          <w:color w:val="FF0000"/>
-          <w:sz w:val="24"/>
-        </w:rPr>
-      </w:pPr>
-      <w:r>
-        <w:rPr>
-          <w:rFonts w:ascii="Times New Roman" w:hAnsi="Times New Roman"/>
-          <w:i/>
-          <w:color w:val="FF0000"/>
-          <w:sz w:val="24"/>
-        </w:rPr>
-        <w:t>*****</w:t>
-      </w:r>
-    </w:p>
-    <w:p>
-      <w:pPr>
-        <w:spacing w:line="240" w:lineRule="auto"/>
-        <w:rPr>
-          <w:rFonts w:ascii="Times New Roman" w:hAnsi="Times New Roman"/>
-          <w:sz w:val="24"/>
-        </w:rPr>
-      </w:pPr>
-      <w:r>
-        <w:rPr>
-          <w:rFonts w:ascii="Times New Roman" w:hAnsi="Times New Roman"/>
-          <w:sz w:val="24"/>
-        </w:rPr>
-        <w:t xml:space="preserve">Святий Боже, святий Кріпкий, святий Безсмертний, помилуй нас </w:t>
-      </w:r>
-      <w:r>
-        <w:rPr>
-          <w:rFonts w:ascii="Times New Roman" w:hAnsi="Times New Roman"/>
-          <w:i/>
-          <w:color w:val="FF0000"/>
-          <w:sz w:val="24"/>
-        </w:rPr>
-        <w:t>(3 р.)</w:t>
-      </w:r>
-      <w:r>
-        <w:rPr>
-          <w:rFonts w:ascii="Times New Roman" w:hAnsi="Times New Roman"/>
-          <w:sz w:val="24"/>
-        </w:rPr>
-        <w:t>.</w:t>
-      </w:r>
-    </w:p>
-    <w:p>
-      <w:pPr>
-        <w:spacing w:line="240" w:lineRule="auto"/>
-        <w:rPr>
-          <w:rFonts w:ascii="Times New Roman" w:hAnsi="Times New Roman"/>
-          <w:sz w:val="24"/>
-        </w:rPr>
-      </w:pPr>
-      <w:r>
-        <w:rPr>
-          <w:rFonts w:ascii="Times New Roman" w:hAnsi="Times New Roman"/>
-          <w:sz w:val="24"/>
-        </w:rPr>
-        <w:t>Слава Отцю, і Сину, і Святому Духові,* і нині, і повсякчас, і на віки вічні. Амінь.</w:t>
-      </w:r>
-    </w:p>
-    <w:p>
-      <w:pPr>
-        <w:spacing w:line="240" w:lineRule="auto"/>
-        <w:rPr>
-          <w:rFonts w:ascii="Times New Roman" w:hAnsi="Times New Roman"/>
-          <w:sz w:val="24"/>
-        </w:rPr>
-      </w:pPr>
-      <w:r>
-        <w:rPr>
-          <w:rFonts w:ascii="Times New Roman" w:hAnsi="Times New Roman"/>
-          <w:sz w:val="24"/>
-        </w:rPr>
-        <w:t>Пресвята Тройце, помилуй нас;* Господи, очисти гріхи наші;* Владико, прости беззаконня наші;* Святий, завітай і зціли немочі наші імени твого ради.</w:t>
-      </w:r>
-    </w:p>
-    <w:p>
-      <w:pPr>
-        <w:spacing w:line="240" w:lineRule="auto"/>
-        <w:rPr>
-          <w:rFonts w:ascii="Times New Roman" w:hAnsi="Times New Roman"/>
-          <w:sz w:val="24"/>
-        </w:rPr>
-      </w:pPr>
-      <w:r>
-        <w:rPr>
-          <w:rFonts w:ascii="Times New Roman" w:hAnsi="Times New Roman"/>
-          <w:sz w:val="24"/>
-        </w:rPr>
-        <w:t xml:space="preserve">Господи, помилуй </w:t>
-      </w:r>
-      <w:r>
-        <w:rPr>
-          <w:rFonts w:ascii="Times New Roman" w:hAnsi="Times New Roman"/>
-          <w:i/>
-          <w:color w:val="FF0000"/>
-          <w:sz w:val="24"/>
-        </w:rPr>
-        <w:t>(3 р.)</w:t>
-      </w:r>
-      <w:r>
-        <w:rPr>
-          <w:rFonts w:ascii="Times New Roman" w:hAnsi="Times New Roman"/>
-          <w:sz w:val="24"/>
-        </w:rPr>
-        <w:t>.</w:t>
-      </w:r>
-    </w:p>
-    <w:p>
-      <w:pPr>
-        <w:spacing w:line="240" w:lineRule="auto"/>
-        <w:rPr>
-          <w:rFonts w:ascii="Times New Roman" w:hAnsi="Times New Roman"/>
-          <w:sz w:val="24"/>
-        </w:rPr>
-      </w:pPr>
-      <w:r>
-        <w:rPr>
-          <w:rFonts w:ascii="Times New Roman" w:hAnsi="Times New Roman"/>
-          <w:sz w:val="24"/>
-        </w:rPr>
-        <w:t>Слава Отцю, і Сину, і Святому Духові,* і нині, і повсякчас, і на віки вічні. Амінь.</w:t>
-      </w:r>
-    </w:p>
-    <w:p>
-      <w:pPr>
-        <w:spacing w:line="240" w:lineRule="auto"/>
-        <w:rPr>
-          <w:rFonts w:ascii="Times New Roman" w:hAnsi="Times New Roman"/>
-          <w:sz w:val="24"/>
-        </w:rPr>
-      </w:pPr>
-      <w:r>
-        <w:rPr>
-          <w:rFonts w:ascii="Times New Roman" w:hAnsi="Times New Roman"/>
-          <w:sz w:val="24"/>
-        </w:rPr>
-        <w:t>Отче наш, що єси на небесах,* нехай святиться ім’я твоє,* нехай прийде царство твоє,* нехай буде воля твоя, як на небі, так і на землі.* Хліб наш насущний дай нам сьогодні,* і прости нам провини наші,* як і ми прощаємо винуватцям нашим,* і не введи нас у спокусу,* але визволи нас від лукавого.</w:t>
-      </w:r>
-    </w:p>
-    <w:p>
-      <w:pPr>
-        <w:spacing w:line="240" w:lineRule="auto"/>
-        <w:rPr>
-          <w:rFonts w:ascii="Times New Roman" w:hAnsi="Times New Roman"/>
-          <w:sz w:val="24"/>
-        </w:rPr>
-      </w:pPr>
-      <w:r>
-        <w:rPr>
-          <w:rFonts w:ascii="Times New Roman" w:hAnsi="Times New Roman"/>
-          <w:i/>
-          <w:color w:val="FF0000"/>
-          <w:sz w:val="24"/>
-        </w:rPr>
-        <w:t xml:space="preserve">Священик: </w:t>
-      </w:r>
-      <w:r>
-        <w:rPr>
-          <w:rFonts w:ascii="Times New Roman" w:hAnsi="Times New Roman"/>
-          <w:sz w:val="24"/>
-        </w:rPr>
-        <w:t>Бо твоє є царство, і сила, і слава, Отця, і Сина, і Святого Духа, нині і повсякчас, і на віки вічні.</w:t>
-      </w:r>
-    </w:p>
-    <w:p>
-      <w:pPr>
-        <w:spacing w:line="240" w:lineRule="auto"/>
-        <w:rPr>
-          <w:rFonts w:ascii="Times New Roman" w:hAnsi="Times New Roman"/>
-          <w:sz w:val="24"/>
-        </w:rPr>
-      </w:pPr>
-      <w:r>
-        <w:rPr>
-          <w:rFonts w:ascii="Times New Roman" w:hAnsi="Times New Roman"/>
-          <w:i/>
-          <w:color w:val="FF0000"/>
-          <w:sz w:val="24"/>
-        </w:rPr>
-        <w:t xml:space="preserve">Вірні: </w:t>
-      </w:r>
-      <w:r>
-        <w:rPr>
-          <w:rFonts w:ascii="Times New Roman" w:hAnsi="Times New Roman"/>
-          <w:sz w:val="24"/>
-        </w:rPr>
-        <w:t>Амінь.</w:t>
-      </w:r>
-    </w:p>
-    <w:p>
-      <w:r>
-        <w:rPr>
-          <w:rFonts w:ascii="Times New Roman" w:hAnsi="Times New Roman"/>
-          <w:i/>
-          <w:color w:val="FF4400"/>
-          <w:sz w:val="24"/>
-        </w:rPr>
-        <w:t>Кондак (г. 4):</w:t>
-      </w:r>
-      <w:r>
-        <w:rPr>
-          <w:rFonts w:ascii="Times New Roman" w:hAnsi="Times New Roman"/>
-          <w:color w:val="000000"/>
-          <w:sz w:val="24"/>
-        </w:rPr>
-        <w:t xml:space="preserve"> </w:t>
-      </w:r>
-      <w:r>
-        <w:rPr>
-          <w:rFonts w:ascii="Times New Roman" w:hAnsi="Times New Roman"/>
-          <w:color w:val="333333"/>
-          <w:sz w:val="24"/>
-        </w:rPr>
-        <w:t xml:space="preserve">В </w:t>
-      </w:r>
-      <w:r>
-        <w:rPr>
-          <w:rFonts w:ascii="Times New Roman" w:hAnsi="Times New Roman"/>
-          <w:color w:val="333333"/>
-          <w:sz w:val="24"/>
-        </w:rPr>
-        <w:t>переполовення</w:t>
-      </w:r>
-      <w:r>
-        <w:rPr>
-          <w:rFonts w:ascii="Times New Roman" w:hAnsi="Times New Roman"/>
-          <w:color w:val="333333"/>
-          <w:sz w:val="24"/>
-        </w:rPr>
-        <w:t xml:space="preserve"> законного празника, всіх Творче і Владико,* до </w:t>
-      </w:r>
-      <w:r>
-        <w:rPr>
-          <w:rFonts w:ascii="Times New Roman" w:hAnsi="Times New Roman"/>
-          <w:color w:val="333333"/>
-          <w:sz w:val="24"/>
-        </w:rPr>
-        <w:t>предстоящих</w:t>
-      </w:r>
-      <w:r>
-        <w:rPr>
-          <w:rFonts w:ascii="Times New Roman" w:hAnsi="Times New Roman"/>
-          <w:color w:val="333333"/>
-          <w:sz w:val="24"/>
-        </w:rPr>
-        <w:t xml:space="preserve"> </w:t>
-      </w:r>
-      <w:r>
-        <w:rPr>
-          <w:rFonts w:ascii="Times New Roman" w:hAnsi="Times New Roman"/>
-          <w:color w:val="333333"/>
-          <w:sz w:val="24"/>
-        </w:rPr>
-        <w:t>глаголив</w:t>
-      </w:r>
-      <w:r>
-        <w:rPr>
-          <w:rFonts w:ascii="Times New Roman" w:hAnsi="Times New Roman"/>
-          <w:color w:val="333333"/>
-          <w:sz w:val="24"/>
-        </w:rPr>
-        <w:t xml:space="preserve"> Ти, Христе Боже:* Прийдіть і зачерпніть воду безсмертя.* Тому до Тебе припадаємо і вірно кличемо:* Щедроти Твої даруй нам,* бо Ти є джерело життя нашого.</w:t>
+        <w:t>В переполовення законного празника, всіх Творче і Владико,* до предстоящих глаголив Ти, Христе Боже:* Прийдіть і зачерпніть воду безсмертя.* Тому до Тебе припадаємо і вірно кличемо:* Щедроти Твої даруй нам,* бо Ти є джерело життя нашого.</w:t>
       </w:r>
     </w:p>
     <w:p>
